--- a/format/md-22/05_Sponsor_Principal_Investigator_Agreement_Template.docx
+++ b/format/md-22/05_Sponsor_Principal_Investigator_Agreement_Template.docx
@@ -61,7 +61,7 @@
     </w:p>
     <w:tbl>
       <w:tblPr>
-        <w:tblW w:type="dxa" w:w="8906"/>
+        <w:tblW w:w="5000" w:type="pct"/>
         <w:jc w:val="left"/>
         <w:tblLayout w:type="fixed"/>
         <w:tblLook w:firstColumn="1" w:firstRow="1" w:lastColumn="0" w:lastRow="0" w:noHBand="0" w:noVBand="1" w:val="04A0"/>
@@ -77,7 +77,7 @@
         </w:trPr>
         <w:tc>
           <w:tcPr>
-            <w:tcW w:type="dxa" w:w="2300"/>
+            <w:tcW w:w="0" w:type="auto"/>
             <w:tcMar>
               <w:top w:w="90" w:type="dxa"/>
               <w:start w:w="110" w:type="dxa"/>
@@ -116,7 +116,7 @@
         </w:tc>
         <w:tc>
           <w:tcPr>
-            <w:tcW w:type="dxa" w:w="6606"/>
+            <w:tcW w:w="0" w:type="auto"/>
             <w:tcMar>
               <w:top w:w="90" w:type="dxa"/>
               <w:start w:w="110" w:type="dxa"/>
@@ -159,7 +159,7 @@
         </w:trPr>
         <w:tc>
           <w:tcPr>
-            <w:tcW w:type="dxa" w:w="2300"/>
+            <w:tcW w:w="0" w:type="auto"/>
             <w:tcMar>
               <w:top w:w="90" w:type="dxa"/>
               <w:start w:w="110" w:type="dxa"/>
@@ -198,7 +198,7 @@
         </w:tc>
         <w:tc>
           <w:tcPr>
-            <w:tcW w:type="dxa" w:w="6606"/>
+            <w:tcW w:w="0" w:type="auto"/>
             <w:tcMar>
               <w:top w:w="90" w:type="dxa"/>
               <w:start w:w="110" w:type="dxa"/>
@@ -241,7 +241,7 @@
         </w:trPr>
         <w:tc>
           <w:tcPr>
-            <w:tcW w:type="dxa" w:w="2300"/>
+            <w:tcW w:w="0" w:type="auto"/>
             <w:tcMar>
               <w:top w:w="90" w:type="dxa"/>
               <w:start w:w="110" w:type="dxa"/>
@@ -280,7 +280,7 @@
         </w:tc>
         <w:tc>
           <w:tcPr>
-            <w:tcW w:type="dxa" w:w="6606"/>
+            <w:tcW w:w="0" w:type="auto"/>
             <w:tcMar>
               <w:top w:w="90" w:type="dxa"/>
               <w:start w:w="110" w:type="dxa"/>
@@ -323,7 +323,7 @@
         </w:trPr>
         <w:tc>
           <w:tcPr>
-            <w:tcW w:type="dxa" w:w="2300"/>
+            <w:tcW w:w="0" w:type="auto"/>
             <w:tcMar>
               <w:top w:w="90" w:type="dxa"/>
               <w:start w:w="110" w:type="dxa"/>
@@ -362,7 +362,7 @@
         </w:tc>
         <w:tc>
           <w:tcPr>
-            <w:tcW w:type="dxa" w:w="6606"/>
+            <w:tcW w:w="0" w:type="auto"/>
             <w:tcMar>
               <w:top w:w="90" w:type="dxa"/>
               <w:start w:w="110" w:type="dxa"/>
@@ -405,7 +405,7 @@
         </w:trPr>
         <w:tc>
           <w:tcPr>
-            <w:tcW w:type="dxa" w:w="2300"/>
+            <w:tcW w:w="0" w:type="auto"/>
             <w:tcMar>
               <w:top w:w="90" w:type="dxa"/>
               <w:start w:w="110" w:type="dxa"/>
@@ -444,7 +444,7 @@
         </w:tc>
         <w:tc>
           <w:tcPr>
-            <w:tcW w:type="dxa" w:w="6606"/>
+            <w:tcW w:w="0" w:type="auto"/>
             <w:tcMar>
               <w:top w:w="90" w:type="dxa"/>
               <w:start w:w="110" w:type="dxa"/>
@@ -487,7 +487,7 @@
         </w:trPr>
         <w:tc>
           <w:tcPr>
-            <w:tcW w:type="dxa" w:w="2300"/>
+            <w:tcW w:w="0" w:type="auto"/>
             <w:tcMar>
               <w:top w:w="90" w:type="dxa"/>
               <w:start w:w="110" w:type="dxa"/>
@@ -526,7 +526,7 @@
         </w:tc>
         <w:tc>
           <w:tcPr>
-            <w:tcW w:type="dxa" w:w="6606"/>
+            <w:tcW w:w="0" w:type="auto"/>
             <w:tcMar>
               <w:top w:w="90" w:type="dxa"/>
               <w:start w:w="110" w:type="dxa"/>
@@ -905,7 +905,7 @@
     </w:p>
     <w:tbl>
       <w:tblPr>
-        <w:tblW w:type="dxa" w:w="8906"/>
+        <w:tblW w:w="5000" w:type="pct"/>
         <w:jc w:val="left"/>
         <w:tblLayout w:type="fixed"/>
         <w:tblLook w:firstColumn="1" w:firstRow="1" w:lastColumn="0" w:lastRow="0" w:noHBand="0" w:noVBand="1" w:val="04A0"/>
@@ -922,7 +922,7 @@
         </w:trPr>
         <w:tc>
           <w:tcPr>
-            <w:tcW w:type="dxa" w:w="2968"/>
+            <w:tcW w:w="0" w:type="auto"/>
             <w:tcMar>
               <w:top w:w="90" w:type="dxa"/>
               <w:start w:w="110" w:type="dxa"/>
@@ -961,7 +961,7 @@
         </w:tc>
         <w:tc>
           <w:tcPr>
-            <w:tcW w:type="dxa" w:w="2968"/>
+            <w:tcW w:w="0" w:type="auto"/>
             <w:tcMar>
               <w:top w:w="90" w:type="dxa"/>
               <w:start w:w="110" w:type="dxa"/>
@@ -1000,7 +1000,7 @@
         </w:tc>
         <w:tc>
           <w:tcPr>
-            <w:tcW w:type="dxa" w:w="2970"/>
+            <w:tcW w:w="0" w:type="auto"/>
             <w:tcMar>
               <w:top w:w="90" w:type="dxa"/>
               <w:start w:w="110" w:type="dxa"/>
@@ -1044,7 +1044,7 @@
         </w:trPr>
         <w:tc>
           <w:tcPr>
-            <w:tcW w:type="dxa" w:w="2968"/>
+            <w:tcW w:w="0" w:type="auto"/>
             <w:tcMar>
               <w:top w:w="90" w:type="dxa"/>
               <w:start w:w="110" w:type="dxa"/>
@@ -1088,7 +1088,7 @@
         </w:tc>
         <w:tc>
           <w:tcPr>
-            <w:tcW w:type="dxa" w:w="2968"/>
+            <w:tcW w:w="0" w:type="auto"/>
             <w:tcMar>
               <w:top w:w="90" w:type="dxa"/>
               <w:start w:w="110" w:type="dxa"/>
@@ -1130,7 +1130,7 @@
         </w:tc>
         <w:tc>
           <w:tcPr>
-            <w:tcW w:type="dxa" w:w="2970"/>
+            <w:tcW w:w="0" w:type="auto"/>
             <w:tcMar>
               <w:top w:w="90" w:type="dxa"/>
               <w:start w:w="110" w:type="dxa"/>
